--- a/guj/docx/025.content.docx
+++ b/guj/docx/025.content.docx
@@ -127,7 +127,7 @@
         <w:rPr>
           <w:lang w:val="gu_IN" w:bidi="gu_IN"/>
         </w:rPr>
-        <w:t>થ</w:t>
+        <w:t>ધ</w:t>
       </w:r>
       <w:r>
         <w:rPr>
@@ -190,7 +190,7 @@
         <w:rPr>
           <w:lang w:val="gu_IN" w:bidi="gu_IN"/>
         </w:rPr>
-        <w:t>થાંભલો, થાંભલા, સ્તંભ, સ્તંભો</w:t>
+        <w:t>ધકેલવું, દબાવવું, ધકેલ્યું, ધકેલતા</w:t>
       </w:r>
       <w:r>
         <w:rPr>
@@ -220,14 +220,14 @@
         <w:rPr>
           <w:lang w:val="gu_IN" w:bidi="gu_IN"/>
         </w:rPr>
-        <w:t>“સ્તંભ” શબ્દ સામાન્ય રીતે એક મોટા ઊભા માળખાનો ઉલ્લેખ કરે છે કે જેનો ઉપયોગ છત કે મકાનના બીજા કોઈ ભાગને ટેકો આપવા કરવામાં આવે છે.</w:t>
+        <w:t>“ધકેલવું” શબ્દનો શાબ્દિક અર્થ બળપ્રયોગ દ્વારા કોઈ વસ્તુને ભૌતિક રીતે ખસેડવી એવો થાય છે.</w:t>
         <w:br/>
       </w:r>
       <w:r>
         <w:rPr>
           <w:lang w:val="gu_IN" w:bidi="gu_IN"/>
         </w:rPr>
-        <w:t>“સ્તંભ” માટેનો બીજો શબ્દ “થાંભલો” છે.</w:t>
+        <w:t>આ શબ્દના કેટલાક પ્રતિકાત્મક અર્થો પણ છે.</w:t>
       </w:r>
     </w:p>
     <w:p>
@@ -245,7 +245,7 @@
         <w:rPr>
           <w:lang w:val="gu_IN" w:bidi="gu_IN"/>
         </w:rPr>
-        <w:t>બાઇબલના સમયોમાં, મકાનોને ટેકો આપવા વપરાતા સ્તંભો સામાન્ય રીતે ખડકના એક જ ટુકડામાંથી કોરી કાઢવામાં આવતા હતા.</w:t>
+        <w:t>“ધકેલી કાઢવું” અભિવ્યક્તિનો અર્થ “નકાર કરવો” અથવા “મદદ કરવાનો ઇનકાર કરવો” પણ થઈ શકે છે.</w:t>
       </w:r>
     </w:p>
     <w:p>
@@ -263,7 +263,14 @@
         <w:rPr>
           <w:lang w:val="gu_IN" w:bidi="gu_IN"/>
         </w:rPr>
-        <w:t>જૂના કરારમાં જ્યારે સામસૂનને પલિસ્તિઓ દ્વારા પકડવામાં આવ્યો ત્યારે, તેણે અધર્મી મંદિરને ટેકો આપતા સ્તંભોને ધકેલ્યા કે જેથી તે તૂટી પડ્યું અને તે રીતે તેનો નાશ કર્યો.</w:t>
+        <w:t>“નીચે દબાવવું” નો અર્થ “જુલમ કરવો” અથવા તો “સતાવવું” અથવા તો “હરાવવું” થઈ શકે છે.</w:t>
+        <w:br/>
+      </w:r>
+      <w:r>
+        <w:rPr>
+          <w:lang w:val="gu_IN" w:bidi="gu_IN"/>
+        </w:rPr>
+        <w:t>તેનો અર્થ એ પણ થઈ શકે કે કોઈ વ્યક્તિને શાબ્દિક અર્થમાં જમીન સુધી દબાવવામાં આવી રહી છે.</w:t>
       </w:r>
     </w:p>
     <w:p>
@@ -281,7 +288,7 @@
         <w:rPr>
           <w:lang w:val="gu_IN" w:bidi="gu_IN"/>
         </w:rPr>
-        <w:t>“સ્તંભ” શબ્દ કેટલીક વાર એક મોટા પથ્થર કે શિલાખંડનો ઉલ્લેખ કરે છે કે જેને કોઈ કબર અથવા તો જ્યાં કઇંક મહત્ત્વની ઘટના ઘટી હોય તે સ્થળ દર્શાવવા એક યાદગીરી તરીકે ઊભો કરવામાં આવે છે.</w:t>
+        <w:t>“કોઈને બહાર ધકેલી કાઢવા” નો અર્થ કોઇ વ્યક્તિથી “છૂટકારો પામવો” અથવા તો “દૂર મોકલી દેવી” એવો થાય છે.</w:t>
       </w:r>
     </w:p>
     <w:p>
@@ -299,14 +306,79 @@
         <w:rPr>
           <w:lang w:val="gu_IN" w:bidi="gu_IN"/>
         </w:rPr>
-        <w:t>તે એક મૂર્તિ કે જેને જૂઠા દેવની પૂજા કરવા બનાવવામાં આવી હતી તેનો ઉલ્લેખ પણ કરી શકે છે.</w:t>
-        <w:br/>
-      </w:r>
-      <w:r>
-        <w:rPr>
-          <w:lang w:val="gu_IN" w:bidi="gu_IN"/>
-        </w:rPr>
-        <w:t>“કોરેલી મૂર્તિ” માટેનું તે બીજું નામ છે અને તેનો અનુવાદ “પૂતળું” તરીકે કરી શકાય.</w:t>
+        <w:t>“આગળ ધકેલે રાખવું” અભિવ્યક્તિનો અર્થ કોઈ બાબત સાચી કે સુરક્ષિત છે કે નહિ તેની ખાતરી કર્યા વગર તેની પાછળ પડવું કે તે બાબત કરે રાખવી એવો થાય છે.</w:t>
+      </w:r>
+    </w:p>
+    <w:p>
+      <w:pPr/>
+      <w:r>
+        <w:rPr>
+          <w:lang w:val="gu_IN" w:bidi="gu_IN"/>
+        </w:rPr>
+      </w:r>
+      <w:r>
+        <w:rPr>
+          <w:lang w:val="gu_IN" w:bidi="gu_IN"/>
+        </w:rPr>
+        <w:t xml:space="preserve">(આ જૂઓ: </w:t>
+      </w:r>
+      <w:r>
+        <w:rPr>
+          <w:lang w:val="gu_IN" w:bidi="gu_IN"/>
+        </w:rPr>
+        <w:t>જુલમ કરવો</w:t>
+      </w:r>
+      <w:r>
+        <w:rPr>
+          <w:lang w:val="gu_IN" w:bidi="gu_IN"/>
+        </w:rPr>
+        <w:t xml:space="preserve">, </w:t>
+      </w:r>
+      <w:r>
+        <w:rPr>
+          <w:lang w:val="gu_IN" w:bidi="gu_IN"/>
+        </w:rPr>
+        <w:t>સતાવવું</w:t>
+      </w:r>
+      <w:r>
+        <w:rPr>
+          <w:lang w:val="gu_IN" w:bidi="gu_IN"/>
+        </w:rPr>
+        <w:t xml:space="preserve">, </w:t>
+      </w:r>
+      <w:r>
+        <w:rPr>
+          <w:lang w:val="gu_IN" w:bidi="gu_IN"/>
+        </w:rPr>
+        <w:t>નકારવું</w:t>
+      </w:r>
+      <w:r>
+        <w:rPr>
+          <w:lang w:val="gu_IN" w:bidi="gu_IN"/>
+        </w:rPr>
+        <w:t>)</w:t>
+      </w:r>
+    </w:p>
+    <w:p>
+      <w:pPr>
+        <w:pStyle w:val="Heading3"/>
+      </w:pPr>
+      <w:r>
+        <w:rPr>
+          <w:lang w:val="gu_IN" w:bidi="gu_IN"/>
+        </w:rPr>
+        <w:t>બાઇબલના સંદર્ભો:</w:t>
+      </w:r>
+    </w:p>
+    <w:p>
+      <w:pPr>
+        <w:pStyle w:val="Heading3"/>
+      </w:pPr>
+      <w:r>
+        <w:rPr>
+          <w:lang w:val="gu_IN" w:bidi="gu_IN"/>
+        </w:rPr>
+        <w:t>શબ્દ માહિતી:</w:t>
       </w:r>
     </w:p>
     <w:p>
@@ -324,7 +396,87 @@
         <w:rPr>
           <w:lang w:val="gu_IN" w:bidi="gu_IN"/>
         </w:rPr>
-        <w:t>“સ્તંભ” શબ્દનો ઉપયોગ સ્તંભના આકારની બાબતોનો ઉલ્લેખ કરવા કરવામાં આવ્યો છે, જેમ કે ઇઝરાયલીઓને અરણ્યમાં રાત્રિ દરમ્યાન દોરનાર “અગ્નિસ્તંભ” કે પછી લોતની પત્ની શહેર તરફ પાછું જોવાથી “ખારનો થાંભલો” થઈ ગઈ તે સ્તંભ.</w:t>
+        <w:t>Strong's: H1556, H1760, H3276, H3423, H5055, H5056, H5186, H8804, G683, G4261</w:t>
+      </w:r>
+      <w:r>
+        <w:rPr>
+          <w:lang w:val="gu_IN" w:bidi="gu_IN"/>
+        </w:rPr>
+      </w:r>
+      <w:r>
+        <w:rPr>
+          <w:lang w:val="gu_IN" w:bidi="gu_IN"/>
+        </w:rPr>
+      </w:r>
+    </w:p>
+    <w:p>
+      <w:pPr/>
+      <w:r>
+        <w:rPr>
+          <w:lang w:val="gu_IN" w:bidi="gu_IN"/>
+        </w:rPr>
+      </w:r>
+    </w:p>
+    <w:p>
+      <w:pPr>
+        <w:pStyle w:val="Heading2"/>
+      </w:pPr>
+      <w:r>
+        <w:rPr>
+          <w:lang w:val="gu_IN" w:bidi="gu_IN"/>
+        </w:rPr>
+        <w:t>ધનુષ્ય અને બાણ, ધનુષ્યો અને બાણો</w:t>
+      </w:r>
+      <w:r>
+        <w:rPr>
+          <w:lang w:val="gu_IN" w:bidi="gu_IN"/>
+        </w:rPr>
+      </w:r>
+    </w:p>
+    <w:p>
+      <w:pPr/>
+      <w:r>
+        <w:rPr>
+          <w:lang w:val="gu_IN" w:bidi="gu_IN"/>
+        </w:rPr>
+      </w:r>
+      <w:r>
+        <w:rPr>
+          <w:lang w:val="gu_IN" w:bidi="gu_IN"/>
+        </w:rPr>
+        <w:t>#ધનુષ્ય અને બાણ, ધનુષ્યો અને બાણો #</w:t>
+      </w:r>
+    </w:p>
+    <w:p>
+      <w:pPr>
+        <w:pStyle w:val="Heading3"/>
+      </w:pPr>
+      <w:r>
+        <w:rPr>
+          <w:lang w:val="gu_IN" w:bidi="gu_IN"/>
+        </w:rPr>
+        <w:t>વ્યાખ્યા:</w:t>
+      </w:r>
+    </w:p>
+    <w:p>
+      <w:pPr/>
+      <w:r>
+        <w:rPr>
+          <w:lang w:val="gu_IN" w:bidi="gu_IN"/>
+        </w:rPr>
+      </w:r>
+      <w:r>
+        <w:rPr>
+          <w:lang w:val="gu_IN" w:bidi="gu_IN"/>
+        </w:rPr>
+        <w:t>આ એક પ્રકારનું હથિયાર કે જે તારના ધનુષ્યમાંથી બાણ છોડવા બનાવેલું છે.</w:t>
+        <w:br/>
+      </w:r>
+      <w:r>
+        <w:rPr>
+          <w:lang w:val="gu_IN" w:bidi="gu_IN"/>
+        </w:rPr>
+        <w:t>બાઈબલના સમયોમાં તેનો વપરાશ દુશ્મનોની વિરદ્ધ લડવા અને પશુઓના ભક્ષ માટે થતો હતો.</w:t>
       </w:r>
     </w:p>
     <w:p>
@@ -342,7 +494,14 @@
         <w:rPr>
           <w:lang w:val="gu_IN" w:bidi="gu_IN"/>
         </w:rPr>
-        <w:t>મકાનને આધાર આપતા માળખા તરીકે, “સ્તંભ” અથવા તો “થાંભલો” શબ્દનો અનુવાદ “ઊભો પથ્થરનો આધારસ્તંભ” અથવા તો “પથ્થરનું આધાર આપતું માળખું” તરીકે કરી શકાય.</w:t>
+        <w:t>ધનુષ્ય લાકડું, હાડકા, અથવા ધાતુ અથવા બીજી કઠણ સામગ્રી, જેવી કે સાબરના શિંગુંમાંથી બનાવેલું હોય છે.</w:t>
+        <w:br/>
+      </w:r>
+      <w:r>
+        <w:rPr>
+          <w:lang w:val="gu_IN" w:bidi="gu_IN"/>
+        </w:rPr>
+        <w:t>તેનો વક્ર આકાર અને દોરી, દોરડું, અથવા વેલા સાથે મજબૂત રીતે બાંધેલું હોય છે.</w:t>
       </w:r>
     </w:p>
     <w:p>
@@ -360,7 +519,50 @@
         <w:rPr>
           <w:lang w:val="gu_IN" w:bidi="gu_IN"/>
         </w:rPr>
-        <w:t>“સ્તંભના” બીજા ઉપયોગોનો અનુવાદ સંદર્ભ અનુસાર “પૂતળું” અથવા તો “ઢગલો” અથવા તો “ટેકરો” અથવા તો “સ્મારક” અથવા તો “ઊંચો ઢગલો” તરીકે કરી શકાય.</w:t>
+        <w:t>બાણને પાતળો દાંડો અને છેડા પર ધારદાર અણીદાર માથું હોય છે.</w:t>
+        <w:br/>
+      </w:r>
+      <w:r>
+        <w:rPr>
+          <w:lang w:val="gu_IN" w:bidi="gu_IN"/>
+        </w:rPr>
+        <w:t>પ્રાચીન સમયોમાં, બાણો વિવિધ સામગ્રી જેવી કે લાકડું, હાડકું, પત્થર, અથવા ધાતુમાંથી બનાવામાં હશે.</w:t>
+      </w:r>
+    </w:p>
+    <w:p>
+      <w:pPr>
+        <w:pStyle w:val="ListBullet"/>
+        <w:spacing w:line="240" w:lineRule="auto"/>
+        <w:ind w:left="720"/>
+      </w:pPr>
+      <w:r>
+        <w:rPr>
+          <w:lang w:val="gu_IN" w:bidi="gu_IN"/>
+        </w:rPr>
+      </w:r>
+      <w:r>
+        <w:rPr>
+          <w:lang w:val="gu_IN" w:bidi="gu_IN"/>
+        </w:rPr>
+        <w:t>ધનુષ્યો અને બાણો સામાન્ય રીતે પારધી અને યોદ્ધા દ્વારા વાપરવામાં આવે છે.</w:t>
+      </w:r>
+    </w:p>
+    <w:p>
+      <w:pPr>
+        <w:pStyle w:val="ListBullet"/>
+        <w:spacing w:line="240" w:lineRule="auto"/>
+        <w:ind w:left="720"/>
+      </w:pPr>
+      <w:r>
+        <w:rPr>
+          <w:lang w:val="gu_IN" w:bidi="gu_IN"/>
+        </w:rPr>
+      </w:r>
+      <w:r>
+        <w:rPr>
+          <w:lang w:val="gu_IN" w:bidi="gu_IN"/>
+        </w:rPr>
+        <w:t>બાઈબલમાં “ધનુષ્ય” શબ્દનો ઉપયોગ ક્યારેક રૂપકાત્મક રીતે કરાયો છે, જેમકે દુશ્મનના હુમલા અથવા દૈવી ન્યાય દર્શાવવા માટે વપરાયો છે.</w:t>
       </w:r>
     </w:p>
     <w:p>
@@ -374,54 +576,7 @@
         <w:rPr>
           <w:lang w:val="gu_IN" w:bidi="gu_IN"/>
         </w:rPr>
-        <w:t xml:space="preserve">(આ પણ જૂઓ: </w:t>
-      </w:r>
-      <w:r>
-        <w:rPr>
-          <w:lang w:val="gu_IN" w:bidi="gu_IN"/>
-        </w:rPr>
-        <w:t>પાયો</w:t>
-      </w:r>
-      <w:r>
-        <w:rPr>
-          <w:lang w:val="gu_IN" w:bidi="gu_IN"/>
-        </w:rPr>
-        <w:t xml:space="preserve">, </w:t>
-      </w:r>
-      <w:r>
-        <w:rPr>
-          <w:lang w:val="gu_IN" w:bidi="gu_IN"/>
-        </w:rPr>
-        <w:t>જૂઠો દેવ</w:t>
-      </w:r>
-      <w:r>
-        <w:rPr>
-          <w:lang w:val="gu_IN" w:bidi="gu_IN"/>
-        </w:rPr>
-        <w:t xml:space="preserve">, </w:t>
-      </w:r>
-      <w:r>
-        <w:rPr>
-          <w:lang w:val="gu_IN" w:bidi="gu_IN"/>
-        </w:rPr>
-        <w:t>પ્રતિમા</w:t>
-      </w:r>
-      <w:r>
-        <w:rPr>
-          <w:lang w:val="gu_IN" w:bidi="gu_IN"/>
-        </w:rPr>
-        <w:t>)</w:t>
-      </w:r>
-    </w:p>
-    <w:p>
-      <w:pPr>
-        <w:pStyle w:val="Heading3"/>
-      </w:pPr>
-      <w:r>
-        <w:rPr>
-          <w:lang w:val="gu_IN" w:bidi="gu_IN"/>
-        </w:rPr>
-        <w:t>બાઇબલના સંદર્ભો:</w:t>
+        <w:t>##બાઈબલની કલમો: ##</w:t>
       </w:r>
     </w:p>
     <w:p>
@@ -444,7 +599,7 @@
             <w:color w:val="0000EE"/>
             <w:u w:val="single"/>
           </w:rPr>
-          <w:t>2 રાજા 18:4–5</w:t>
+          <w:t>ઉત્પત્તિ 21:14–16</w:t>
         </w:r>
       </w:hyperlink>
     </w:p>
@@ -468,7 +623,7 @@
             <w:color w:val="0000EE"/>
             <w:u w:val="single"/>
           </w:rPr>
-          <w:t>નિર્ગમન 13:19–22</w:t>
+          <w:t>હબ્બાકૂક 3:9–10</w:t>
         </w:r>
       </w:hyperlink>
     </w:p>
@@ -492,7 +647,7 @@
             <w:color w:val="0000EE"/>
             <w:u w:val="single"/>
           </w:rPr>
-          <w:t>નિર્ગમન 33:7–9</w:t>
+          <w:t>અયુબ 29:20–22</w:t>
         </w:r>
       </w:hyperlink>
     </w:p>
@@ -516,7 +671,7 @@
             <w:color w:val="0000EE"/>
             <w:u w:val="single"/>
           </w:rPr>
-          <w:t>ઉત્પત્તિ 31:4–47</w:t>
+          <w:t>યર્મિયાનો વિલાપ 2:3–4</w:t>
         </w:r>
       </w:hyperlink>
     </w:p>
@@ -540,7 +695,7 @@
             <w:color w:val="0000EE"/>
             <w:u w:val="single"/>
           </w:rPr>
-          <w:t>નીતિવચનો 9:1–2</w:t>
+          <w:t>ગીતશાસ્ત્ર 58:6–8</w:t>
         </w:r>
       </w:hyperlink>
     </w:p>
@@ -570,7 +725,7 @@
         <w:rPr>
           <w:lang w:val="gu_IN" w:bidi="gu_IN"/>
         </w:rPr>
-        <w:t>Strong's: H352, H547, H2106, H2553, H3730, H4552, H4676, H4678, H4690, H5324, H5333, H5982, H8490, G4769</w:t>
+        <w:t>Strong's: H2671, H7198, G5115</w:t>
       </w:r>
       <w:r>
         <w:rPr>
@@ -599,7 +754,7 @@
         <w:rPr>
           <w:lang w:val="gu_IN" w:bidi="gu_IN"/>
         </w:rPr>
-        <w:t>થેસ્સલોનિકા, થેસ્સલોનીકાના, થેસ્સલોનીકીઓ</w:t>
+        <w:t>ધીરજવાન, ધૈર્યથી, ધીરજ, અધીરું</w:t>
       </w:r>
       <w:r>
         <w:rPr>
@@ -615,7 +770,7 @@
         <w:rPr>
           <w:lang w:val="gu_IN" w:bidi="gu_IN"/>
         </w:rPr>
-        <w:t>તથ્યો:</w:t>
+        <w:t>વ્યાખ્યા:</w:t>
       </w:r>
     </w:p>
     <w:p>
@@ -629,14 +784,14 @@
         <w:rPr>
           <w:lang w:val="gu_IN" w:bidi="gu_IN"/>
         </w:rPr>
-        <w:t>નવા કરારના સમયમાં, પ્રાચીન રોમન સામ્રાજ્યમાં થેસ્સલોનીકા મકદોનિયાની રાજધાની હતી.</w:t>
+        <w:t>“ધીરજવાન” અને “ધીરજ” શબ્દો મુશ્કેલ પરિસ્થિતિઓમાં દ્રઢ રહેવાનો ઉલ્લેખ કરે છે.</w:t>
         <w:br/>
       </w:r>
       <w:r>
         <w:rPr>
           <w:lang w:val="gu_IN" w:bidi="gu_IN"/>
         </w:rPr>
-        <w:t>તે શહેરમાં રહેતા લોકો "થેસ્સલોનીકી" કહેવાતા.</w:t>
+        <w:t>ધીરજમાં ઘણીવાર રાહ જોવાની બાબત સમાયેલી હોય છે.</w:t>
       </w:r>
     </w:p>
     <w:p>
@@ -654,7 +809,7 @@
         <w:rPr>
           <w:lang w:val="gu_IN" w:bidi="gu_IN"/>
         </w:rPr>
-        <w:t>થેસ્સલોનીકા શહેર મહત્વનું દરિયાઇ બંદર હતું અને રોમન સામ્રાજ્યના પૂર્વ ભાગમાં રોમના મુખ્ય માર્ગ સાથે સંકળાયેલું હતું.</w:t>
+        <w:t>જ્યારે લોકો કોઈક વ્યક્તિ માટે ધીરજ રાખે છે ત્યારે તેનો અર્થ થાય છે કે તેઓ તે વ્યક્તિને પ્રેમ કરે છે અને તે વ્યક્તિમાં જે કંઇ દોષ છે તેને માફ કરે છે.</w:t>
       </w:r>
     </w:p>
     <w:p>
@@ -672,14 +827,7 @@
         <w:rPr>
           <w:lang w:val="gu_IN" w:bidi="gu_IN"/>
         </w:rPr>
-        <w:t>પાઉલે, સિલાસ અને તીમોથી સાથે, બીજી મિશનરી મુસાફરીમાં થેસ્સલોનીકીની મુલાકાત લીધી હતી અને પરિણામે ત્યાં મંડળી સ્થાપિત થઈ હતી.</w:t>
-        <w:br/>
-      </w:r>
-      <w:r>
-        <w:rPr>
-          <w:lang w:val="gu_IN" w:bidi="gu_IN"/>
-        </w:rPr>
-        <w:t>બાદમાં, પાઉલે આ ત્રીજી મિશનરી મુસાફરીમાં પણ આ શહેરની મુલાકાત લીધી હતી.</w:t>
+        <w:t>ઈશ્વરના લોકો જ્યારે મુશ્કેલીઓનો સામનો કરે છે ત્યારે તેઓને ધીરજવાન થવા અને એકબીજા સાથે ધીરજવાન થવા બાઇબલ શીખવે છે.</w:t>
       </w:r>
     </w:p>
     <w:p>
@@ -697,7 +845,7 @@
         <w:rPr>
           <w:lang w:val="gu_IN" w:bidi="gu_IN"/>
         </w:rPr>
-        <w:t>પાઉલે થેસ્સલોનીકાના ખ્રિસ્તીઓને બે પત્રો લખ્યા હતા</w:t>
+        <w:t>જો કે લોકો પાપી હોવાને કારણે શિક્ષાને પાત્ર છે તો પણ, ઈશ્વર તેમની દયાને કારણે તેઓ પ્રત્યે ધીરજવાન છે.</w:t>
       </w:r>
     </w:p>
     <w:p>
@@ -711,27 +859,37 @@
         <w:rPr>
           <w:lang w:val="gu_IN" w:bidi="gu_IN"/>
         </w:rPr>
-        <w:t>આ પત્રો (1 થેસ્સલોનીકી અને 2થેસ્સલોનીકી) નવા કરારમાં સમાવેશ થાય છે.</w:t>
-      </w:r>
-    </w:p>
-    <w:p>
-      <w:pPr/>
-      <w:r>
-        <w:rPr>
-          <w:lang w:val="gu_IN" w:bidi="gu_IN"/>
-        </w:rPr>
-      </w:r>
-      <w:r>
-        <w:rPr>
-          <w:lang w:val="gu_IN" w:bidi="gu_IN"/>
-        </w:rPr>
-        <w:t xml:space="preserve">(અનુવાદ માટેના સૂચનો: </w:t>
-      </w:r>
-      <w:r>
-        <w:rPr>
-          <w:lang w:val="gu_IN" w:bidi="gu_IN"/>
-        </w:rPr>
-        <w:t>નામોનો અનુવાદ કેવી રીતે કરવો</w:t>
+        <w:t xml:space="preserve">(આ પણ જૂઓ: </w:t>
+      </w:r>
+      <w:r>
+        <w:rPr>
+          <w:lang w:val="gu_IN" w:bidi="gu_IN"/>
+        </w:rPr>
+        <w:t>સહેવું</w:t>
+      </w:r>
+      <w:r>
+        <w:rPr>
+          <w:lang w:val="gu_IN" w:bidi="gu_IN"/>
+        </w:rPr>
+        <w:t xml:space="preserve">, </w:t>
+      </w:r>
+      <w:r>
+        <w:rPr>
+          <w:lang w:val="gu_IN" w:bidi="gu_IN"/>
+        </w:rPr>
+        <w:t>માફ કરવું</w:t>
+      </w:r>
+      <w:r>
+        <w:rPr>
+          <w:lang w:val="gu_IN" w:bidi="gu_IN"/>
+        </w:rPr>
+        <w:t xml:space="preserve">, </w:t>
+      </w:r>
+      <w:r>
+        <w:rPr>
+          <w:lang w:val="gu_IN" w:bidi="gu_IN"/>
+        </w:rPr>
+        <w:t>દ્રઢ રહેવું</w:t>
       </w:r>
       <w:r>
         <w:rPr>
@@ -741,44 +899,6 @@
       </w:r>
     </w:p>
     <w:p>
-      <w:pPr/>
-      <w:r>
-        <w:rPr>
-          <w:lang w:val="gu_IN" w:bidi="gu_IN"/>
-        </w:rPr>
-      </w:r>
-      <w:r>
-        <w:rPr>
-          <w:lang w:val="gu_IN" w:bidi="gu_IN"/>
-        </w:rPr>
-        <w:t xml:space="preserve">(આ પણ જુઓ: </w:t>
-      </w:r>
-      <w:r>
-        <w:rPr>
-          <w:lang w:val="gu_IN" w:bidi="gu_IN"/>
-        </w:rPr>
-        <w:t>મકદોનિયા</w:t>
-      </w:r>
-      <w:r>
-        <w:rPr>
-          <w:lang w:val="gu_IN" w:bidi="gu_IN"/>
-        </w:rPr>
-        <w:t xml:space="preserve">, [પાઉલ[, </w:t>
-      </w:r>
-      <w:r>
-        <w:rPr>
-          <w:lang w:val="gu_IN" w:bidi="gu_IN"/>
-        </w:rPr>
-        <w:t>રોમ</w:t>
-      </w:r>
-      <w:r>
-        <w:rPr>
-          <w:lang w:val="gu_IN" w:bidi="gu_IN"/>
-        </w:rPr>
-        <w:t>)</w:t>
-      </w:r>
-    </w:p>
-    <w:p>
       <w:pPr>
         <w:pStyle w:val="Heading3"/>
       </w:pPr>
@@ -787,24 +907,6 @@
           <w:lang w:val="gu_IN" w:bidi="gu_IN"/>
         </w:rPr>
         <w:t>બાઇબલના સંદર્ભો:</w:t>
-      </w:r>
-    </w:p>
-    <w:p>
-      <w:pPr>
-        <w:pStyle w:val="ListBullet"/>
-        <w:spacing w:line="240" w:lineRule="auto"/>
-        <w:ind w:left="720"/>
-      </w:pPr>
-      <w:r>
-        <w:rPr>
-          <w:lang w:val="gu_IN" w:bidi="gu_IN"/>
-        </w:rPr>
-      </w:r>
-      <w:r>
-        <w:rPr>
-          <w:lang w:val="gu_IN" w:bidi="gu_IN"/>
-        </w:rPr>
-        <w:t>1 થેસ્સલોનીકી 1:1</w:t>
       </w:r>
     </w:p>
     <w:p>
@@ -827,7 +929,7 @@
             <w:color w:val="0000EE"/>
             <w:u w:val="single"/>
           </w:rPr>
-          <w:t>2થેસ્સલોનીકી 1:1–2</w:t>
+          <w:t>1 પિતર 3:18–20</w:t>
         </w:r>
       </w:hyperlink>
     </w:p>
@@ -851,7 +953,7 @@
             <w:color w:val="0000EE"/>
             <w:u w:val="single"/>
           </w:rPr>
-          <w:t>2 તિમોથી 4:9–10</w:t>
+          <w:t>2 પિતર 3:8–9</w:t>
         </w:r>
       </w:hyperlink>
     </w:p>
@@ -875,7 +977,7 @@
             <w:color w:val="0000EE"/>
             <w:u w:val="single"/>
           </w:rPr>
-          <w:t>પ્રેરિતોનાં કૃત્યો 17:1–2</w:t>
+          <w:t>હિબ્રૂ 6:11–12</w:t>
         </w:r>
       </w:hyperlink>
     </w:p>
@@ -899,240 +1001,9 @@
             <w:color w:val="0000EE"/>
             <w:u w:val="single"/>
           </w:rPr>
-          <w:t>ફિલિપી 4:14–17</w:t>
+          <w:t>માથ્થી 18:28–29</w:t>
         </w:r>
       </w:hyperlink>
-    </w:p>
-    <w:p>
-      <w:pPr>
-        <w:pStyle w:val="Heading3"/>
-      </w:pPr>
-      <w:r>
-        <w:rPr>
-          <w:lang w:val="gu_IN" w:bidi="gu_IN"/>
-        </w:rPr>
-        <w:t>શબ્દ માહિતી:</w:t>
-      </w:r>
-    </w:p>
-    <w:p>
-      <w:pPr>
-        <w:pStyle w:val="ListBullet"/>
-        <w:spacing w:line="240" w:lineRule="auto"/>
-        <w:ind w:left="720"/>
-      </w:pPr>
-      <w:r>
-        <w:rPr>
-          <w:lang w:val="gu_IN" w:bidi="gu_IN"/>
-        </w:rPr>
-      </w:r>
-      <w:r>
-        <w:rPr>
-          <w:lang w:val="gu_IN" w:bidi="gu_IN"/>
-        </w:rPr>
-        <w:t>Strong's: G2331, G2332</w:t>
-      </w:r>
-      <w:r>
-        <w:rPr>
-          <w:lang w:val="gu_IN" w:bidi="gu_IN"/>
-        </w:rPr>
-      </w:r>
-      <w:r>
-        <w:rPr>
-          <w:lang w:val="gu_IN" w:bidi="gu_IN"/>
-        </w:rPr>
-      </w:r>
-    </w:p>
-    <w:p>
-      <w:pPr/>
-      <w:r>
-        <w:rPr>
-          <w:lang w:val="gu_IN" w:bidi="gu_IN"/>
-        </w:rPr>
-      </w:r>
-    </w:p>
-    <w:p>
-      <w:pPr>
-        <w:pStyle w:val="Heading2"/>
-      </w:pPr>
-      <w:r>
-        <w:rPr>
-          <w:lang w:val="gu_IN" w:bidi="gu_IN"/>
-        </w:rPr>
-        <w:t>થોમા</w:t>
-      </w:r>
-      <w:r>
-        <w:rPr>
-          <w:lang w:val="gu_IN" w:bidi="gu_IN"/>
-        </w:rPr>
-      </w:r>
-    </w:p>
-    <w:p>
-      <w:pPr>
-        <w:pStyle w:val="Heading3"/>
-      </w:pPr>
-      <w:r>
-        <w:rPr>
-          <w:lang w:val="gu_IN" w:bidi="gu_IN"/>
-        </w:rPr>
-        <w:t>તથ્યો:</w:t>
-      </w:r>
-    </w:p>
-    <w:p>
-      <w:pPr/>
-      <w:r>
-        <w:rPr>
-          <w:lang w:val="gu_IN" w:bidi="gu_IN"/>
-        </w:rPr>
-      </w:r>
-      <w:r>
-        <w:rPr>
-          <w:lang w:val="gu_IN" w:bidi="gu_IN"/>
-        </w:rPr>
-        <w:t>થોમા બાર માણસોમાંનો એક હતો, જેમને ઈસુએ પોતાના શિષ્યો અને પાછળથી પ્રેરિતો તરીકે પસંદ કર્યા હતા.</w:t>
-        <w:br/>
-      </w:r>
-      <w:r>
-        <w:rPr>
-          <w:lang w:val="gu_IN" w:bidi="gu_IN"/>
-        </w:rPr>
-        <w:t>તે "દીદૂમસ" તરીકે પણ જાણીતો હતો, જેનો અર્થ "જોડિયા." થાય છે.</w:t>
-      </w:r>
-    </w:p>
-    <w:p>
-      <w:pPr>
-        <w:pStyle w:val="ListBullet"/>
-        <w:spacing w:line="240" w:lineRule="auto"/>
-        <w:ind w:left="720"/>
-      </w:pPr>
-      <w:r>
-        <w:rPr>
-          <w:lang w:val="gu_IN" w:bidi="gu_IN"/>
-        </w:rPr>
-      </w:r>
-      <w:r>
-        <w:rPr>
-          <w:lang w:val="gu_IN" w:bidi="gu_IN"/>
-        </w:rPr>
-        <w:t>ઈસુના જીવનના અંતની નજીક, તેમણે પોતાના શિષ્યોને કહ્યું કે તેઓ પિતા સાથે રહેવા જશે અને તેઓ તેમની સાથે રહેવા માટે એક જગ્યા તૈયાર કરશે.</w:t>
-        <w:br/>
-      </w:r>
-      <w:r>
-        <w:rPr>
-          <w:lang w:val="gu_IN" w:bidi="gu_IN"/>
-        </w:rPr>
-        <w:t>થોમાએ ઇસુને પૂછ્યું કે , જ્યારે તેઓ જાણતા ન હતા કે તેઓ ક્યાં જઈ રહ્યાં હતા ત્યારે.તેઓ ત્યાં જવાનો માર્ગ કેવી રીતે જાણી સકે.</w:t>
-      </w:r>
-    </w:p>
-    <w:p>
-      <w:pPr>
-        <w:pStyle w:val="ListBullet"/>
-        <w:spacing w:line="240" w:lineRule="auto"/>
-        <w:ind w:left="720"/>
-      </w:pPr>
-      <w:r>
-        <w:rPr>
-          <w:lang w:val="gu_IN" w:bidi="gu_IN"/>
-        </w:rPr>
-      </w:r>
-      <w:r>
-        <w:rPr>
-          <w:lang w:val="gu_IN" w:bidi="gu_IN"/>
-        </w:rPr>
-        <w:t>ઈસુ મૃત્યુ પામ્યા અને મૃત્યુમાંથી પાછાં જીવતા થયા પછી, થોમાએ કહ્યું કે, જ્યાં સુધી તે ઇજાગ્રસ્ત થયેલા ઘાને જોશે નહીં અને તેને અનુભવશે નહીં ત્યાં સુધી તે માનશે નહી કે ઈસુ ખરેખર જીવંત છે,</w:t>
-      </w:r>
-    </w:p>
-    <w:p>
-      <w:pPr/>
-      <w:r>
-        <w:rPr>
-          <w:lang w:val="gu_IN" w:bidi="gu_IN"/>
-        </w:rPr>
-      </w:r>
-      <w:r>
-        <w:rPr>
-          <w:lang w:val="gu_IN" w:bidi="gu_IN"/>
-        </w:rPr>
-        <w:t xml:space="preserve">(અનુવાદ સૂચનો: </w:t>
-      </w:r>
-      <w:r>
-        <w:rPr>
-          <w:lang w:val="gu_IN" w:bidi="gu_IN"/>
-        </w:rPr>
-        <w:t>નામ કેવી રીતે ભાષાંતર કરવું</w:t>
-      </w:r>
-    </w:p>
-    <w:p>
-      <w:pPr/>
-      <w:r>
-        <w:rPr>
-          <w:lang w:val="gu_IN" w:bidi="gu_IN"/>
-        </w:rPr>
-      </w:r>
-      <w:r>
-        <w:rPr>
-          <w:lang w:val="gu_IN" w:bidi="gu_IN"/>
-        </w:rPr>
-        <w:t xml:space="preserve">(આ પણ જુઓ: </w:t>
-      </w:r>
-      <w:r>
-        <w:rPr>
-          <w:lang w:val="gu_IN" w:bidi="gu_IN"/>
-        </w:rPr>
-        <w:t>પ્રેરિત</w:t>
-      </w:r>
-      <w:r>
-        <w:rPr>
-          <w:lang w:val="gu_IN" w:bidi="gu_IN"/>
-        </w:rPr>
-        <w:t>,</w:t>
-      </w:r>
-      <w:r>
-        <w:rPr>
-          <w:lang w:val="gu_IN" w:bidi="gu_IN"/>
-        </w:rPr>
-        <w:t>શિષ્ય</w:t>
-      </w:r>
-      <w:r>
-        <w:rPr>
-          <w:lang w:val="gu_IN" w:bidi="gu_IN"/>
-        </w:rPr>
-        <w:t>,</w:t>
-      </w:r>
-      <w:r>
-        <w:rPr>
-          <w:lang w:val="gu_IN" w:bidi="gu_IN"/>
-        </w:rPr>
-        <w:t>ઈશ્વર પિતા</w:t>
-      </w:r>
-      <w:r>
-        <w:rPr>
-          <w:lang w:val="gu_IN" w:bidi="gu_IN"/>
-        </w:rPr>
-        <w:t xml:space="preserve">, </w:t>
-      </w:r>
-      <w:r>
-        <w:rPr>
-          <w:lang w:val="gu_IN" w:bidi="gu_IN"/>
-        </w:rPr>
-        <w:t>બાર</w:t>
-      </w:r>
-      <w:r>
-        <w:rPr>
-          <w:lang w:val="gu_IN" w:bidi="gu_IN"/>
-        </w:rPr>
-        <w:t>)</w:t>
-      </w:r>
-    </w:p>
-    <w:p>
-      <w:pPr>
-        <w:pStyle w:val="Heading3"/>
-      </w:pPr>
-      <w:r>
-        <w:rPr>
-          <w:lang w:val="gu_IN" w:bidi="gu_IN"/>
-        </w:rPr>
-        <w:t>બાઇબલના સંદર્ભો:</w:t>
-      </w:r>
     </w:p>
     <w:p>
       <w:pPr>
@@ -1154,7 +1025,7 @@
             <w:color w:val="0000EE"/>
             <w:u w:val="single"/>
           </w:rPr>
-          <w:t>પ્રેરિતોનાં કૃત્યો 1:12–14</w:t>
+          <w:t>ગીતશાસ્ત્ર 37:7</w:t>
         </w:r>
       </w:hyperlink>
     </w:p>
@@ -1178,9 +1049,301 @@
             <w:color w:val="0000EE"/>
             <w:u w:val="single"/>
           </w:rPr>
-          <w:t>યોહાન 11:15–16</w:t>
+          <w:t>પ્રકટીકરણ 2:1–2</w:t>
         </w:r>
       </w:hyperlink>
+    </w:p>
+    <w:p>
+      <w:pPr>
+        <w:pStyle w:val="Heading3"/>
+      </w:pPr>
+      <w:r>
+        <w:rPr>
+          <w:lang w:val="gu_IN" w:bidi="gu_IN"/>
+        </w:rPr>
+        <w:t>શબ્દ માહિતી:</w:t>
+      </w:r>
+    </w:p>
+    <w:p>
+      <w:pPr>
+        <w:pStyle w:val="ListBullet"/>
+        <w:spacing w:line="240" w:lineRule="auto"/>
+        <w:ind w:left="720"/>
+      </w:pPr>
+      <w:r>
+        <w:rPr>
+          <w:lang w:val="gu_IN" w:bidi="gu_IN"/>
+        </w:rPr>
+      </w:r>
+      <w:r>
+        <w:rPr>
+          <w:lang w:val="gu_IN" w:bidi="gu_IN"/>
+        </w:rPr>
+        <w:t>Strong's: H750, H753, H2342, H3811, H6960, H7114, G420, G463, G1933, G3114, G3115, G3116, G5278, G5281</w:t>
+      </w:r>
+      <w:r>
+        <w:rPr>
+          <w:lang w:val="gu_IN" w:bidi="gu_IN"/>
+        </w:rPr>
+      </w:r>
+      <w:r>
+        <w:rPr>
+          <w:lang w:val="gu_IN" w:bidi="gu_IN"/>
+        </w:rPr>
+      </w:r>
+    </w:p>
+    <w:p>
+      <w:pPr/>
+      <w:r>
+        <w:rPr>
+          <w:lang w:val="gu_IN" w:bidi="gu_IN"/>
+        </w:rPr>
+      </w:r>
+    </w:p>
+    <w:p>
+      <w:pPr>
+        <w:pStyle w:val="Heading2"/>
+      </w:pPr>
+      <w:r>
+        <w:rPr>
+          <w:lang w:val="gu_IN" w:bidi="gu_IN"/>
+        </w:rPr>
+        <w:t>ધૂપ, ધૂપ કરવો</w:t>
+      </w:r>
+      <w:r>
+        <w:rPr>
+          <w:lang w:val="gu_IN" w:bidi="gu_IN"/>
+        </w:rPr>
+      </w:r>
+    </w:p>
+    <w:p>
+      <w:pPr/>
+      <w:r>
+        <w:rPr>
+          <w:lang w:val="gu_IN" w:bidi="gu_IN"/>
+        </w:rPr>
+      </w:r>
+      <w:r>
+        <w:rPr>
+          <w:lang w:val="gu_IN" w:bidi="gu_IN"/>
+        </w:rPr>
+        <w:t>#ધૂપ, ધૂપ કરવો #</w:t>
+      </w:r>
+    </w:p>
+    <w:p>
+      <w:pPr>
+        <w:pStyle w:val="Heading3"/>
+      </w:pPr>
+      <w:r>
+        <w:rPr>
+          <w:lang w:val="gu_IN" w:bidi="gu_IN"/>
+        </w:rPr>
+        <w:t>વ્યાખ્યા:</w:t>
+      </w:r>
+    </w:p>
+    <w:p>
+      <w:pPr/>
+      <w:r>
+        <w:rPr>
+          <w:lang w:val="gu_IN" w:bidi="gu_IN"/>
+        </w:rPr>
+      </w:r>
+      <w:r>
+        <w:rPr>
+          <w:lang w:val="gu_IN" w:bidi="gu_IN"/>
+        </w:rPr>
+        <w:t>“ધૂપ” શબ્દ મસાલાની સુવાસના મિશ્રણને દર્શાવે છે કે જેને બાળવાથી જે ધુમાડો પેદા થાય છે, તેની સુવાસ સુખદ હોય.</w:t>
+      </w:r>
+    </w:p>
+    <w:p>
+      <w:pPr>
+        <w:pStyle w:val="ListBullet"/>
+        <w:spacing w:line="240" w:lineRule="auto"/>
+        <w:ind w:left="720"/>
+      </w:pPr>
+      <w:r>
+        <w:rPr>
+          <w:lang w:val="gu_IN" w:bidi="gu_IN"/>
+        </w:rPr>
+      </w:r>
+      <w:r>
+        <w:rPr>
+          <w:lang w:val="gu_IN" w:bidi="gu_IN"/>
+        </w:rPr>
+        <w:t>દેવે ઈઝરાએલીઓને તેને અર્પણ કરવા માટે ધૂપ બાળવાનું કહ્યું (હતું).</w:t>
+      </w:r>
+    </w:p>
+    <w:p>
+      <w:pPr>
+        <w:pStyle w:val="ListBullet"/>
+        <w:spacing w:line="240" w:lineRule="auto"/>
+        <w:ind w:left="720"/>
+      </w:pPr>
+      <w:r>
+        <w:rPr>
+          <w:lang w:val="gu_IN" w:bidi="gu_IN"/>
+        </w:rPr>
+      </w:r>
+      <w:r>
+        <w:rPr>
+          <w:lang w:val="gu_IN" w:bidi="gu_IN"/>
+        </w:rPr>
+        <w:t>દેવે જે ચોક્કસરીતે નિર્દેશિત કર્યા, તે રીતે પાંચ વિશેષ મસાલાને સરખા પ્રમાણમાં મેળવીને ધૂપને બનાવવામાં આવતો હતો.</w:t>
+        <w:br/>
+      </w:r>
+      <w:r>
+        <w:rPr>
+          <w:lang w:val="gu_IN" w:bidi="gu_IN"/>
+        </w:rPr>
+        <w:t>આ પવિત્ર ધૂપ હતો, જેથી તેઓને તેની બીજા કોઈ હેતુ માટે વાપરવાની પરવાનગી નહોતી.</w:t>
+      </w:r>
+    </w:p>
+    <w:p>
+      <w:pPr>
+        <w:pStyle w:val="ListBullet"/>
+        <w:spacing w:line="240" w:lineRule="auto"/>
+        <w:ind w:left="720"/>
+      </w:pPr>
+      <w:r>
+        <w:rPr>
+          <w:lang w:val="gu_IN" w:bidi="gu_IN"/>
+        </w:rPr>
+      </w:r>
+      <w:r>
+        <w:rPr>
+          <w:lang w:val="gu_IN" w:bidi="gu_IN"/>
+        </w:rPr>
+        <w:t>“ધૂપની વેદી” એ ખાસ વેદી હતી કે જેનો ઉપયોગ ફક્ત ધૂપ બાળવા માટે કરવામાં આવતો હતો.</w:t>
+      </w:r>
+    </w:p>
+    <w:p>
+      <w:pPr>
+        <w:pStyle w:val="ListBullet"/>
+        <w:spacing w:line="240" w:lineRule="auto"/>
+        <w:ind w:left="720"/>
+      </w:pPr>
+      <w:r>
+        <w:rPr>
+          <w:lang w:val="gu_IN" w:bidi="gu_IN"/>
+        </w:rPr>
+      </w:r>
+      <w:r>
+        <w:rPr>
+          <w:lang w:val="gu_IN" w:bidi="gu_IN"/>
+        </w:rPr>
+        <w:t>પ્રાર્થનાના દરેક કલાકમાં ઓછામાં ઓછો દિવસમાં ચાર વખત ધૂપ ચઢાવવામાં આવતો હતો.</w:t>
+      </w:r>
+    </w:p>
+    <w:p>
+      <w:pPr/>
+      <w:r>
+        <w:rPr>
+          <w:lang w:val="gu_IN" w:bidi="gu_IN"/>
+        </w:rPr>
+      </w:r>
+      <w:r>
+        <w:rPr>
+          <w:lang w:val="gu_IN" w:bidi="gu_IN"/>
+        </w:rPr>
+        <w:t>તે દરેક સમયે જયારે દહનાર્પણ અર્પણ કરવામાં આવતું, ત્યારે તે (ધૂપ) ચઢાવવામાં આવતો હતો.</w:t>
+      </w:r>
+    </w:p>
+    <w:p>
+      <w:pPr>
+        <w:pStyle w:val="ListBullet"/>
+        <w:spacing w:line="240" w:lineRule="auto"/>
+        <w:ind w:left="720"/>
+      </w:pPr>
+      <w:r>
+        <w:rPr>
+          <w:lang w:val="gu_IN" w:bidi="gu_IN"/>
+        </w:rPr>
+      </w:r>
+      <w:r>
+        <w:rPr>
+          <w:lang w:val="gu_IN" w:bidi="gu_IN"/>
+        </w:rPr>
+        <w:t>ધૂપ બાળવો તે દેવ પ્રત્યેની તેના લોકોની પ્રાર્થના અને સ્તુતિને રજૂ કરે છે તે (દેવ પાસે) ઉપર જાય છે.</w:t>
+      </w:r>
+    </w:p>
+    <w:p>
+      <w:pPr>
+        <w:pStyle w:val="ListBullet"/>
+        <w:spacing w:line="240" w:lineRule="auto"/>
+        <w:ind w:left="720"/>
+      </w:pPr>
+      <w:r>
+        <w:rPr>
+          <w:lang w:val="gu_IN" w:bidi="gu_IN"/>
+        </w:rPr>
+      </w:r>
+      <w:r>
+        <w:rPr>
+          <w:lang w:val="gu_IN" w:bidi="gu_IN"/>
+        </w:rPr>
+        <w:t>“ધૂપ” શબ્દના વિવિધ ભાષાંતરમાં, “મસાલાની સુવાસ” અથવા “સારી સુગંધ આપનારાં છોડવા,” જેવા શબ્દોનો સમાવેશ કરીને (ભાષાંતર) કરી શકાય છે.</w:t>
+      </w:r>
+    </w:p>
+    <w:p>
+      <w:pPr/>
+      <w:r>
+        <w:rPr>
+          <w:lang w:val="gu_IN" w:bidi="gu_IN"/>
+        </w:rPr>
+      </w:r>
+      <w:r>
+        <w:rPr>
+          <w:lang w:val="gu_IN" w:bidi="gu_IN"/>
+        </w:rPr>
+        <w:t xml:space="preserve">(આ પણ જુઓ: </w:t>
+      </w:r>
+      <w:r>
+        <w:rPr>
+          <w:lang w:val="gu_IN" w:bidi="gu_IN"/>
+        </w:rPr>
+        <w:t>ધૂપની વેદી</w:t>
+      </w:r>
+      <w:r>
+        <w:rPr>
+          <w:lang w:val="gu_IN" w:bidi="gu_IN"/>
+        </w:rPr>
+        <w:t xml:space="preserve">, </w:t>
+      </w:r>
+      <w:r>
+        <w:rPr>
+          <w:lang w:val="gu_IN" w:bidi="gu_IN"/>
+        </w:rPr>
+        <w:t>દહનાર્પણ</w:t>
+      </w:r>
+      <w:r>
+        <w:rPr>
+          <w:lang w:val="gu_IN" w:bidi="gu_IN"/>
+        </w:rPr>
+        <w:t xml:space="preserve">, </w:t>
+      </w:r>
+      <w:r>
+        <w:rPr>
+          <w:lang w:val="gu_IN" w:bidi="gu_IN"/>
+        </w:rPr>
+        <w:t>લોબાન</w:t>
+      </w:r>
+      <w:r>
+        <w:rPr>
+          <w:lang w:val="gu_IN" w:bidi="gu_IN"/>
+        </w:rPr>
+        <w:t>)</w:t>
+      </w:r>
+    </w:p>
+    <w:p>
+      <w:pPr>
+        <w:pStyle w:val="Heading3"/>
+      </w:pPr>
+      <w:r>
+        <w:rPr>
+          <w:lang w:val="gu_IN" w:bidi="gu_IN"/>
+        </w:rPr>
+        <w:t>બાઈબલની કલમો:</w:t>
+      </w:r>
     </w:p>
     <w:p>
       <w:pPr>
@@ -1202,7 +1365,7 @@
             <w:color w:val="0000EE"/>
             <w:u w:val="single"/>
           </w:rPr>
-          <w:t>લુક 6:14–16</w:t>
+          <w:t>1 રાજા 3:1–3</w:t>
         </w:r>
       </w:hyperlink>
     </w:p>
@@ -1226,7 +1389,7 @@
             <w:color w:val="0000EE"/>
             <w:u w:val="single"/>
           </w:rPr>
-          <w:t>માર્ક 3:17–19</w:t>
+          <w:t>2 કાળવૃતાંત 13:10–11</w:t>
         </w:r>
       </w:hyperlink>
     </w:p>
@@ -1250,20 +1413,9 @@
             <w:color w:val="0000EE"/>
             <w:u w:val="single"/>
           </w:rPr>
-          <w:t>માથ્થી 10:2–4</w:t>
+          <w:t>2 રાજા 14:4–5</w:t>
         </w:r>
       </w:hyperlink>
-    </w:p>
-    <w:p>
-      <w:pPr>
-        <w:pStyle w:val="Heading3"/>
-      </w:pPr>
-      <w:r>
-        <w:rPr>
-          <w:lang w:val="gu_IN" w:bidi="gu_IN"/>
-        </w:rPr>
-        <w:t>શબ્દ માહિતી:</w:t>
-      </w:r>
     </w:p>
     <w:p>
       <w:pPr>
@@ -1276,11 +1428,999 @@
           <w:lang w:val="gu_IN" w:bidi="gu_IN"/>
         </w:rPr>
       </w:r>
-      <w:r>
-        <w:rPr>
-          <w:lang w:val="gu_IN" w:bidi="gu_IN"/>
-        </w:rPr>
-        <w:t>Strong's: G2381</w:t>
+      <w:hyperlink r:id="rId27">
+        <w:r>
+          <w:rPr>
+            <w:lang w:val="gu_IN" w:bidi="gu_IN"/>
+          </w:rPr>
+          <w:rPr>
+            <w:color w:val="0000EE"/>
+            <w:u w:val="single"/>
+          </w:rPr>
+          <w:t>નિર્ગમન 25:3–7</w:t>
+        </w:r>
+      </w:hyperlink>
+    </w:p>
+    <w:p>
+      <w:pPr>
+        <w:pStyle w:val="ListBullet"/>
+        <w:spacing w:line="240" w:lineRule="auto"/>
+        <w:ind w:left="720"/>
+      </w:pPr>
+      <w:r>
+        <w:rPr>
+          <w:lang w:val="gu_IN" w:bidi="gu_IN"/>
+        </w:rPr>
+      </w:r>
+      <w:hyperlink r:id="rId28">
+        <w:r>
+          <w:rPr>
+            <w:lang w:val="gu_IN" w:bidi="gu_IN"/>
+          </w:rPr>
+          <w:rPr>
+            <w:color w:val="0000EE"/>
+            <w:u w:val="single"/>
+          </w:rPr>
+          <w:t>લૂક 1:8–10</w:t>
+        </w:r>
+      </w:hyperlink>
+    </w:p>
+    <w:p>
+      <w:pPr>
+        <w:pStyle w:val="Heading3"/>
+      </w:pPr>
+      <w:r>
+        <w:rPr>
+          <w:lang w:val="gu_IN" w:bidi="gu_IN"/>
+        </w:rPr>
+        <w:t>શબ્દ માહિતી:</w:t>
+      </w:r>
+    </w:p>
+    <w:p>
+      <w:pPr>
+        <w:pStyle w:val="ListBullet"/>
+        <w:spacing w:line="240" w:lineRule="auto"/>
+        <w:ind w:left="720"/>
+      </w:pPr>
+      <w:r>
+        <w:rPr>
+          <w:lang w:val="gu_IN" w:bidi="gu_IN"/>
+        </w:rPr>
+      </w:r>
+      <w:r>
+        <w:rPr>
+          <w:lang w:val="gu_IN" w:bidi="gu_IN"/>
+        </w:rPr>
+        <w:t>Strong's: H2553, H3828, H4196, H4289, H5208, H6988, H6999, H7002, H7004, H7381, G2368, G2369, G2370, G2379, G3031</w:t>
+      </w:r>
+      <w:r>
+        <w:rPr>
+          <w:lang w:val="gu_IN" w:bidi="gu_IN"/>
+        </w:rPr>
+      </w:r>
+      <w:r>
+        <w:rPr>
+          <w:lang w:val="gu_IN" w:bidi="gu_IN"/>
+        </w:rPr>
+      </w:r>
+    </w:p>
+    <w:p>
+      <w:pPr/>
+      <w:r>
+        <w:rPr>
+          <w:lang w:val="gu_IN" w:bidi="gu_IN"/>
+        </w:rPr>
+      </w:r>
+    </w:p>
+    <w:p>
+      <w:pPr>
+        <w:pStyle w:val="Heading2"/>
+      </w:pPr>
+      <w:r>
+        <w:rPr>
+          <w:lang w:val="gu_IN" w:bidi="gu_IN"/>
+        </w:rPr>
+        <w:t>ધૂપનીવેદી , ધૂપવેદી</w:t>
+      </w:r>
+      <w:r>
+        <w:rPr>
+          <w:lang w:val="gu_IN" w:bidi="gu_IN"/>
+        </w:rPr>
+      </w:r>
+    </w:p>
+    <w:p>
+      <w:pPr>
+        <w:pStyle w:val="Heading3"/>
+      </w:pPr>
+      <w:r>
+        <w:rPr>
+          <w:lang w:val="gu_IN" w:bidi="gu_IN"/>
+        </w:rPr>
+        <w:t>સત્યો:</w:t>
+      </w:r>
+    </w:p>
+    <w:p>
+      <w:pPr/>
+      <w:r>
+        <w:rPr>
+          <w:lang w:val="gu_IN" w:bidi="gu_IN"/>
+        </w:rPr>
+      </w:r>
+      <w:r>
+        <w:rPr>
+          <w:lang w:val="gu_IN" w:bidi="gu_IN"/>
+        </w:rPr>
+        <w:t>ધૂપવેદી એ કોઈ બનાવેલું માળખું (રાચરચીલું) હતું કે જેના ઉપર યાજક દેવને બલિદાન તરીકે ધૂપ બાળી અર્પણ કરતો.</w:t>
+      </w:r>
+    </w:p>
+    <w:p>
+      <w:pPr/>
+      <w:r>
+        <w:rPr>
+          <w:lang w:val="gu_IN" w:bidi="gu_IN"/>
+        </w:rPr>
+      </w:r>
+      <w:r>
+        <w:rPr>
+          <w:lang w:val="gu_IN" w:bidi="gu_IN"/>
+        </w:rPr>
+        <w:t>તે સોનાની વેદી તરીકે પણ ઓળખતી હતી.</w:t>
+      </w:r>
+    </w:p>
+    <w:p>
+      <w:pPr>
+        <w:pStyle w:val="ListBullet"/>
+        <w:spacing w:line="240" w:lineRule="auto"/>
+        <w:ind w:left="720"/>
+      </w:pPr>
+      <w:r>
+        <w:rPr>
+          <w:lang w:val="gu_IN" w:bidi="gu_IN"/>
+        </w:rPr>
+      </w:r>
+      <w:r>
+        <w:rPr>
+          <w:lang w:val="gu_IN" w:bidi="gu_IN"/>
+        </w:rPr>
+        <w:t>ધૂપની વેદી લાકડાંની બનેલી હતી, અને તેની ટોચ અને બાજુઓ સોનાથી ઢાંકેલી હતી.</w:t>
+        <w:br/>
+      </w:r>
+      <w:r>
+        <w:rPr>
+          <w:lang w:val="gu_IN" w:bidi="gu_IN"/>
+        </w:rPr>
+        <w:t>તે લગભગ અડધો મીટર લાંબી, અડધો મીટર પહોળી અને એક મીટર ઊંચી હતી.</w:t>
+      </w:r>
+    </w:p>
+    <w:p>
+      <w:pPr>
+        <w:pStyle w:val="ListBullet"/>
+        <w:spacing w:line="240" w:lineRule="auto"/>
+        <w:ind w:left="720"/>
+      </w:pPr>
+      <w:r>
+        <w:rPr>
+          <w:lang w:val="gu_IN" w:bidi="gu_IN"/>
+        </w:rPr>
+      </w:r>
+      <w:r>
+        <w:rPr>
+          <w:lang w:val="gu_IN" w:bidi="gu_IN"/>
+        </w:rPr>
+        <w:t>સૌ પ્રથમ તેને મુલાકાત મંડપમાં રાખવામાં આવી હતી.</w:t>
+        <w:br/>
+      </w:r>
+      <w:r>
+        <w:rPr>
+          <w:lang w:val="gu_IN" w:bidi="gu_IN"/>
+        </w:rPr>
+        <w:t>પછી તેને મંદિરમાં રાખવામાં આવી હતી.</w:t>
+      </w:r>
+    </w:p>
+    <w:p>
+      <w:pPr>
+        <w:pStyle w:val="ListBullet"/>
+        <w:spacing w:line="240" w:lineRule="auto"/>
+        <w:ind w:left="720"/>
+      </w:pPr>
+      <w:r>
+        <w:rPr>
+          <w:lang w:val="gu_IN" w:bidi="gu_IN"/>
+        </w:rPr>
+      </w:r>
+      <w:r>
+        <w:rPr>
+          <w:lang w:val="gu_IN" w:bidi="gu_IN"/>
+        </w:rPr>
+        <w:t>દરરોજ સવારે અને સાંજે યાજક તેની ઉપર ધૂપ બળતા હતા.</w:t>
+      </w:r>
+    </w:p>
+    <w:p>
+      <w:pPr>
+        <w:pStyle w:val="ListBullet"/>
+        <w:spacing w:line="240" w:lineRule="auto"/>
+        <w:ind w:left="720"/>
+      </w:pPr>
+      <w:r>
+        <w:rPr>
+          <w:lang w:val="gu_IN" w:bidi="gu_IN"/>
+        </w:rPr>
+      </w:r>
+      <w:r>
+        <w:rPr>
+          <w:lang w:val="gu_IN" w:bidi="gu_IN"/>
+        </w:rPr>
+        <w:t>એનું ભાષાંતર એ રીતે કરી શકાય એટલે કે “ધૂપ બાળવા માટેની વેદી” અથવા “સોનાની વેદી” અથવા “ધૂપ બાળવાનું” અથવા “ધૂપની મેજ.”</w:t>
+      </w:r>
+    </w:p>
+    <w:p>
+      <w:pPr/>
+      <w:r>
+        <w:rPr>
+          <w:lang w:val="gu_IN" w:bidi="gu_IN"/>
+        </w:rPr>
+      </w:r>
+      <w:r>
+        <w:rPr>
+          <w:lang w:val="gu_IN" w:bidi="gu_IN"/>
+        </w:rPr>
+        <w:t xml:space="preserve">(ભાષાંતરના સુચનો: </w:t>
+      </w:r>
+      <w:r>
+        <w:rPr>
+          <w:lang w:val="gu_IN" w:bidi="gu_IN"/>
+        </w:rPr>
+        <w:t>નામોનું ભાષાંતર કેવી રીતે કરવું</w:t>
+      </w:r>
+    </w:p>
+    <w:p>
+      <w:pPr/>
+      <w:r>
+        <w:rPr>
+          <w:lang w:val="gu_IN" w:bidi="gu_IN"/>
+        </w:rPr>
+      </w:r>
+      <w:r>
+        <w:rPr>
+          <w:lang w:val="gu_IN" w:bidi="gu_IN"/>
+        </w:rPr>
+        <w:t xml:space="preserve">(આ પણ જુઓ: </w:t>
+      </w:r>
+      <w:r>
+        <w:rPr>
+          <w:lang w:val="gu_IN" w:bidi="gu_IN"/>
+        </w:rPr>
+        <w:t>ધૂપ</w:t>
+      </w:r>
+      <w:r>
+        <w:rPr>
+          <w:lang w:val="gu_IN" w:bidi="gu_IN"/>
+        </w:rPr>
+        <w:t>)</w:t>
+      </w:r>
+    </w:p>
+    <w:p>
+      <w:pPr>
+        <w:pStyle w:val="Heading3"/>
+      </w:pPr>
+      <w:r>
+        <w:rPr>
+          <w:lang w:val="gu_IN" w:bidi="gu_IN"/>
+        </w:rPr>
+        <w:t>બાઈબલની કલમો:</w:t>
+      </w:r>
+    </w:p>
+    <w:p>
+      <w:pPr>
+        <w:pStyle w:val="ListBullet"/>
+        <w:spacing w:line="240" w:lineRule="auto"/>
+        <w:ind w:left="720"/>
+      </w:pPr>
+      <w:r>
+        <w:rPr>
+          <w:lang w:val="gu_IN" w:bidi="gu_IN"/>
+        </w:rPr>
+      </w:r>
+      <w:hyperlink r:id="rId29">
+        <w:r>
+          <w:rPr>
+            <w:lang w:val="gu_IN" w:bidi="gu_IN"/>
+          </w:rPr>
+          <w:rPr>
+            <w:color w:val="0000EE"/>
+            <w:u w:val="single"/>
+          </w:rPr>
+          <w:t>લૂક 1:11–13</w:t>
+        </w:r>
+      </w:hyperlink>
+    </w:p>
+    <w:p>
+      <w:pPr>
+        <w:pStyle w:val="Heading3"/>
+      </w:pPr>
+      <w:r>
+        <w:rPr>
+          <w:lang w:val="gu_IN" w:bidi="gu_IN"/>
+        </w:rPr>
+        <w:t>શબ્દ માહિતી:</w:t>
+      </w:r>
+    </w:p>
+    <w:p>
+      <w:pPr>
+        <w:pStyle w:val="ListBullet"/>
+        <w:spacing w:line="240" w:lineRule="auto"/>
+        <w:ind w:left="720"/>
+      </w:pPr>
+      <w:r>
+        <w:rPr>
+          <w:lang w:val="gu_IN" w:bidi="gu_IN"/>
+        </w:rPr>
+      </w:r>
+      <w:r>
+        <w:rPr>
+          <w:lang w:val="gu_IN" w:bidi="gu_IN"/>
+        </w:rPr>
+        <w:t>Strong's: H4196, H7004, G2368, G2379</w:t>
+      </w:r>
+      <w:r>
+        <w:rPr>
+          <w:lang w:val="gu_IN" w:bidi="gu_IN"/>
+        </w:rPr>
+      </w:r>
+      <w:r>
+        <w:rPr>
+          <w:lang w:val="gu_IN" w:bidi="gu_IN"/>
+        </w:rPr>
+      </w:r>
+    </w:p>
+    <w:p>
+      <w:pPr/>
+      <w:r>
+        <w:rPr>
+          <w:lang w:val="gu_IN" w:bidi="gu_IN"/>
+        </w:rPr>
+      </w:r>
+    </w:p>
+    <w:p>
+      <w:pPr>
+        <w:pStyle w:val="Heading2"/>
+      </w:pPr>
+      <w:r>
+        <w:rPr>
+          <w:lang w:val="gu_IN" w:bidi="gu_IN"/>
+        </w:rPr>
+        <w:t>ધૈર્ય રાખવું, દ્રઢતા</w:t>
+      </w:r>
+      <w:r>
+        <w:rPr>
+          <w:lang w:val="gu_IN" w:bidi="gu_IN"/>
+        </w:rPr>
+      </w:r>
+    </w:p>
+    <w:p>
+      <w:pPr>
+        <w:pStyle w:val="Heading3"/>
+      </w:pPr>
+      <w:r>
+        <w:rPr>
+          <w:lang w:val="gu_IN" w:bidi="gu_IN"/>
+        </w:rPr>
+        <w:t>વ્યાખ્યા:</w:t>
+      </w:r>
+    </w:p>
+    <w:p>
+      <w:pPr/>
+      <w:r>
+        <w:rPr>
+          <w:lang w:val="gu_IN" w:bidi="gu_IN"/>
+        </w:rPr>
+      </w:r>
+      <w:r>
+        <w:rPr>
+          <w:lang w:val="gu_IN" w:bidi="gu_IN"/>
+        </w:rPr>
+        <w:t>“ધૈર્ય રાખવું” તથા “દ્રઢતા” શબ્દો, જો કે કોઈ બાબત ખૂબ જ મુશ્કેલ હોય કે લાંબો સમય લે તો પણ તે કરવાનું ચાલું રાખવુંનો ઉલ્લેખ કરે છે.</w:t>
+      </w:r>
+    </w:p>
+    <w:p>
+      <w:pPr>
+        <w:pStyle w:val="ListBullet"/>
+        <w:spacing w:line="240" w:lineRule="auto"/>
+        <w:ind w:left="720"/>
+      </w:pPr>
+      <w:r>
+        <w:rPr>
+          <w:lang w:val="gu_IN" w:bidi="gu_IN"/>
+        </w:rPr>
+      </w:r>
+      <w:r>
+        <w:rPr>
+          <w:lang w:val="gu_IN" w:bidi="gu_IN"/>
+        </w:rPr>
+        <w:t>ધૈર્ય રાખવુંનો અર્થ એ પણ થઈ શકે કે, જો કે મુશ્કેલ કસોટીઓમાંથી કે સંજોગોમાંથી પસાર થતા હોઈએ તો પણ ખ્રિસ્તની જેમ વ્યવહાર કરતા રહેવું.</w:t>
+      </w:r>
+    </w:p>
+    <w:p>
+      <w:pPr>
+        <w:pStyle w:val="ListBullet"/>
+        <w:spacing w:line="240" w:lineRule="auto"/>
+        <w:ind w:left="720"/>
+      </w:pPr>
+      <w:r>
+        <w:rPr>
+          <w:lang w:val="gu_IN" w:bidi="gu_IN"/>
+        </w:rPr>
+      </w:r>
+      <w:r>
+        <w:rPr>
+          <w:lang w:val="gu_IN" w:bidi="gu_IN"/>
+        </w:rPr>
+        <w:t>જો કોઈ વ્યક્તિ પાસે “દ્રઢતા” છે તો તેનો અર્થ એ થાય છે કે, કઇંક કરવું પીડાકારક કે મુશ્કેલ હોય તો પણ વ્યક્તિએ જે કરવું જોઈએ તે કરવા તે સક્ષમ છે.</w:t>
+      </w:r>
+    </w:p>
+    <w:p>
+      <w:pPr>
+        <w:pStyle w:val="ListBullet"/>
+        <w:spacing w:line="240" w:lineRule="auto"/>
+        <w:ind w:left="720"/>
+      </w:pPr>
+      <w:r>
+        <w:rPr>
+          <w:lang w:val="gu_IN" w:bidi="gu_IN"/>
+        </w:rPr>
+      </w:r>
+      <w:r>
+        <w:rPr>
+          <w:lang w:val="gu_IN" w:bidi="gu_IN"/>
+        </w:rPr>
+        <w:t>ખાસ કરીને જ્યારે ખોટા શિક્ષણનો સામનો કરતા હોઈએ ત્યારે, ઈશ્વર જે શીખવે છે તેમાં સતત વિશ્વાસ કરવો, દ્રઢતા માંગી લે છે, .</w:t>
+      </w:r>
+    </w:p>
+    <w:p>
+      <w:pPr>
+        <w:pStyle w:val="ListBullet"/>
+        <w:spacing w:line="240" w:lineRule="auto"/>
+        <w:ind w:left="720"/>
+      </w:pPr>
+      <w:r>
+        <w:rPr>
+          <w:lang w:val="gu_IN" w:bidi="gu_IN"/>
+        </w:rPr>
+      </w:r>
+      <w:r>
+        <w:rPr>
+          <w:lang w:val="gu_IN" w:bidi="gu_IN"/>
+        </w:rPr>
+        <w:t>“જિદ્દી” જેવો શબ્દ ન વાપરવાની કાળજી રાખો કે જેમાં સામાન્યપણે નકારાત્મક અર્થ રહેલો છે.</w:t>
+      </w:r>
+    </w:p>
+    <w:p>
+      <w:pPr/>
+      <w:r>
+        <w:rPr>
+          <w:lang w:val="gu_IN" w:bidi="gu_IN"/>
+        </w:rPr>
+      </w:r>
+      <w:r>
+        <w:rPr>
+          <w:lang w:val="gu_IN" w:bidi="gu_IN"/>
+        </w:rPr>
+        <w:t xml:space="preserve">(આ પણ જૂઓ: </w:t>
+      </w:r>
+      <w:r>
+        <w:rPr>
+          <w:lang w:val="gu_IN" w:bidi="gu_IN"/>
+        </w:rPr>
+        <w:t>ધીરજવાન</w:t>
+      </w:r>
+      <w:r>
+        <w:rPr>
+          <w:lang w:val="gu_IN" w:bidi="gu_IN"/>
+        </w:rPr>
+        <w:t xml:space="preserve">, </w:t>
+      </w:r>
+      <w:r>
+        <w:rPr>
+          <w:lang w:val="gu_IN" w:bidi="gu_IN"/>
+        </w:rPr>
+        <w:t>કસોટી</w:t>
+      </w:r>
+      <w:r>
+        <w:rPr>
+          <w:lang w:val="gu_IN" w:bidi="gu_IN"/>
+        </w:rPr>
+        <w:t>)</w:t>
+      </w:r>
+    </w:p>
+    <w:p>
+      <w:pPr>
+        <w:pStyle w:val="Heading3"/>
+      </w:pPr>
+      <w:r>
+        <w:rPr>
+          <w:lang w:val="gu_IN" w:bidi="gu_IN"/>
+        </w:rPr>
+        <w:t>બાઈબલના સંદર્ભો:</w:t>
+      </w:r>
+    </w:p>
+    <w:p>
+      <w:pPr>
+        <w:pStyle w:val="ListBullet"/>
+        <w:spacing w:line="240" w:lineRule="auto"/>
+        <w:ind w:left="720"/>
+      </w:pPr>
+      <w:r>
+        <w:rPr>
+          <w:lang w:val="gu_IN" w:bidi="gu_IN"/>
+        </w:rPr>
+      </w:r>
+      <w:hyperlink r:id="rId30">
+        <w:r>
+          <w:rPr>
+            <w:lang w:val="gu_IN" w:bidi="gu_IN"/>
+          </w:rPr>
+          <w:rPr>
+            <w:color w:val="0000EE"/>
+            <w:u w:val="single"/>
+          </w:rPr>
+          <w:t>ક્લોસ્સી 1:11–12</w:t>
+        </w:r>
+      </w:hyperlink>
+    </w:p>
+    <w:p>
+      <w:pPr>
+        <w:pStyle w:val="ListBullet"/>
+        <w:spacing w:line="240" w:lineRule="auto"/>
+        <w:ind w:left="720"/>
+      </w:pPr>
+      <w:r>
+        <w:rPr>
+          <w:lang w:val="gu_IN" w:bidi="gu_IN"/>
+        </w:rPr>
+      </w:r>
+      <w:hyperlink r:id="rId31">
+        <w:r>
+          <w:rPr>
+            <w:lang w:val="gu_IN" w:bidi="gu_IN"/>
+          </w:rPr>
+          <w:rPr>
+            <w:color w:val="0000EE"/>
+            <w:u w:val="single"/>
+          </w:rPr>
+          <w:t>એફેસી 6:17–18</w:t>
+        </w:r>
+      </w:hyperlink>
+    </w:p>
+    <w:p>
+      <w:pPr>
+        <w:pStyle w:val="ListBullet"/>
+        <w:spacing w:line="240" w:lineRule="auto"/>
+        <w:ind w:left="720"/>
+      </w:pPr>
+      <w:r>
+        <w:rPr>
+          <w:lang w:val="gu_IN" w:bidi="gu_IN"/>
+        </w:rPr>
+      </w:r>
+      <w:hyperlink r:id="rId32">
+        <w:r>
+          <w:rPr>
+            <w:lang w:val="gu_IN" w:bidi="gu_IN"/>
+          </w:rPr>
+          <w:rPr>
+            <w:color w:val="0000EE"/>
+            <w:u w:val="single"/>
+          </w:rPr>
+          <w:t>યાકૂબ 5:9–11</w:t>
+        </w:r>
+      </w:hyperlink>
+    </w:p>
+    <w:p>
+      <w:pPr>
+        <w:pStyle w:val="ListBullet"/>
+        <w:spacing w:line="240" w:lineRule="auto"/>
+        <w:ind w:left="720"/>
+      </w:pPr>
+      <w:r>
+        <w:rPr>
+          <w:lang w:val="gu_IN" w:bidi="gu_IN"/>
+        </w:rPr>
+      </w:r>
+      <w:hyperlink r:id="rId33">
+        <w:r>
+          <w:rPr>
+            <w:lang w:val="gu_IN" w:bidi="gu_IN"/>
+          </w:rPr>
+          <w:rPr>
+            <w:color w:val="0000EE"/>
+            <w:u w:val="single"/>
+          </w:rPr>
+          <w:t>લૂક 8:14–15</w:t>
+        </w:r>
+      </w:hyperlink>
+    </w:p>
+    <w:p>
+      <w:pPr>
+        <w:pStyle w:val="Heading3"/>
+      </w:pPr>
+      <w:r>
+        <w:rPr>
+          <w:lang w:val="gu_IN" w:bidi="gu_IN"/>
+        </w:rPr>
+        <w:t>શબ્દ માહિતી:</w:t>
+      </w:r>
+    </w:p>
+    <w:p>
+      <w:pPr>
+        <w:pStyle w:val="ListBullet"/>
+        <w:spacing w:line="240" w:lineRule="auto"/>
+        <w:ind w:left="720"/>
+      </w:pPr>
+      <w:r>
+        <w:rPr>
+          <w:lang w:val="gu_IN" w:bidi="gu_IN"/>
+        </w:rPr>
+      </w:r>
+      <w:r>
+        <w:rPr>
+          <w:lang w:val="gu_IN" w:bidi="gu_IN"/>
+        </w:rPr>
+        <w:t>Strong's: G3115, G4343, G5281</w:t>
+      </w:r>
+      <w:r>
+        <w:rPr>
+          <w:lang w:val="gu_IN" w:bidi="gu_IN"/>
+        </w:rPr>
+      </w:r>
+      <w:r>
+        <w:rPr>
+          <w:lang w:val="gu_IN" w:bidi="gu_IN"/>
+        </w:rPr>
+      </w:r>
+    </w:p>
+    <w:p>
+      <w:pPr/>
+      <w:r>
+        <w:rPr>
+          <w:lang w:val="gu_IN" w:bidi="gu_IN"/>
+        </w:rPr>
+      </w:r>
+    </w:p>
+    <w:p>
+      <w:pPr>
+        <w:pStyle w:val="Heading2"/>
+      </w:pPr>
+      <w:r>
+        <w:rPr>
+          <w:lang w:val="gu_IN" w:bidi="gu_IN"/>
+        </w:rPr>
+        <w:t>ધ્રૂજવું, ધ્રૂજે છે, ધ્રુજયો, ધ્રુજતો</w:t>
+      </w:r>
+      <w:r>
+        <w:rPr>
+          <w:lang w:val="gu_IN" w:bidi="gu_IN"/>
+        </w:rPr>
+      </w:r>
+    </w:p>
+    <w:p>
+      <w:pPr>
+        <w:pStyle w:val="Heading3"/>
+      </w:pPr>
+      <w:r>
+        <w:rPr>
+          <w:lang w:val="gu_IN" w:bidi="gu_IN"/>
+        </w:rPr>
+        <w:t>વ્યાખ્યા:</w:t>
+      </w:r>
+    </w:p>
+    <w:p>
+      <w:pPr/>
+      <w:r>
+        <w:rPr>
+          <w:lang w:val="gu_IN" w:bidi="gu_IN"/>
+        </w:rPr>
+      </w:r>
+      <w:r>
+        <w:rPr>
+          <w:lang w:val="gu_IN" w:bidi="gu_IN"/>
+        </w:rPr>
+        <w:t>"ધ્રુજારી" એટલે ભય અથવા ભારે તકલીફમાંથી હલવું અથવા તૂટવું.</w:t>
+      </w:r>
+    </w:p>
+    <w:p>
+      <w:pPr>
+        <w:pStyle w:val="ListBullet"/>
+        <w:spacing w:line="240" w:lineRule="auto"/>
+        <w:ind w:left="720"/>
+      </w:pPr>
+      <w:r>
+        <w:rPr>
+          <w:lang w:val="gu_IN" w:bidi="gu_IN"/>
+        </w:rPr>
+      </w:r>
+      <w:r>
+        <w:rPr>
+          <w:lang w:val="gu_IN" w:bidi="gu_IN"/>
+        </w:rPr>
+        <w:t>આ શબ્દનો અર્થ પણ "ખૂબ જ ભયભીત હોવું" થાય છે.</w:t>
+      </w:r>
+    </w:p>
+    <w:p>
+      <w:pPr>
+        <w:pStyle w:val="ListBullet"/>
+        <w:spacing w:line="240" w:lineRule="auto"/>
+        <w:ind w:left="720"/>
+      </w:pPr>
+      <w:r>
+        <w:rPr>
+          <w:lang w:val="gu_IN" w:bidi="gu_IN"/>
+        </w:rPr>
+      </w:r>
+      <w:r>
+        <w:rPr>
+          <w:lang w:val="gu_IN" w:bidi="gu_IN"/>
+        </w:rPr>
+        <w:t>ક્યારેક જ્યારે જમીન હચમચે છે ત્યારે તેને "ધ્રુજવું" કહે છે.</w:t>
+        <w:br/>
+      </w:r>
+      <w:r>
+        <w:rPr>
+          <w:lang w:val="gu_IN" w:bidi="gu_IN"/>
+        </w:rPr>
+        <w:t>તે ભૂકંપ દરમિયાન અથવા ઘોંઘાટના અવાજને કારણે આ કરી શકે છે.</w:t>
+      </w:r>
+    </w:p>
+    <w:p>
+      <w:pPr>
+        <w:pStyle w:val="ListBullet"/>
+        <w:spacing w:line="240" w:lineRule="auto"/>
+        <w:ind w:left="720"/>
+      </w:pPr>
+      <w:r>
+        <w:rPr>
+          <w:lang w:val="gu_IN" w:bidi="gu_IN"/>
+        </w:rPr>
+      </w:r>
+      <w:r>
+        <w:rPr>
+          <w:lang w:val="gu_IN" w:bidi="gu_IN"/>
+        </w:rPr>
+        <w:t>બાઇબલ જણાવે છે કે ઈશ્વરની હાજરીમાં પૃથ્વી ધ્રૂજશે.</w:t>
+        <w:br/>
+      </w:r>
+      <w:r>
+        <w:rPr>
+          <w:lang w:val="gu_IN" w:bidi="gu_IN"/>
+        </w:rPr>
+        <w:t>આનો અર્થ એમ થઈ શકે કે પૃથ્વીના લોકો ઈશ્વરના ડરથી ધ્રુજશે. અથવા પૃથ્વી પોતે ધ્રુજશે.</w:t>
+      </w:r>
+    </w:p>
+    <w:p>
+      <w:pPr>
+        <w:pStyle w:val="ListBullet"/>
+        <w:spacing w:line="240" w:lineRule="auto"/>
+        <w:ind w:left="720"/>
+      </w:pPr>
+      <w:r>
+        <w:rPr>
+          <w:lang w:val="gu_IN" w:bidi="gu_IN"/>
+        </w:rPr>
+      </w:r>
+      <w:r>
+        <w:rPr>
+          <w:lang w:val="gu_IN" w:bidi="gu_IN"/>
+        </w:rPr>
+        <w:t>આ શબ્દનું ભાષાંતર સંદર્ભના આધારે "ભયભીત" અથવા "ઈશ્વરથી ડર" અથવા "હચમચવું" તરીકે પણ કરી શકાય છે.</w:t>
+      </w:r>
+    </w:p>
+    <w:p>
+      <w:pPr/>
+      <w:r>
+        <w:rPr>
+          <w:lang w:val="gu_IN" w:bidi="gu_IN"/>
+        </w:rPr>
+      </w:r>
+      <w:r>
+        <w:rPr>
+          <w:lang w:val="gu_IN" w:bidi="gu_IN"/>
+        </w:rPr>
+        <w:t xml:space="preserve">(આ પણ જુઓ: </w:t>
+      </w:r>
+      <w:r>
+        <w:rPr>
+          <w:lang w:val="gu_IN" w:bidi="gu_IN"/>
+        </w:rPr>
+        <w:t>પૃથ્વી</w:t>
+      </w:r>
+      <w:r>
+        <w:rPr>
+          <w:lang w:val="gu_IN" w:bidi="gu_IN"/>
+        </w:rPr>
+        <w:t xml:space="preserve">, </w:t>
+      </w:r>
+      <w:r>
+        <w:rPr>
+          <w:lang w:val="gu_IN" w:bidi="gu_IN"/>
+        </w:rPr>
+        <w:t>ભય</w:t>
+      </w:r>
+      <w:r>
+        <w:rPr>
+          <w:lang w:val="gu_IN" w:bidi="gu_IN"/>
+        </w:rPr>
+        <w:t xml:space="preserve">, </w:t>
+      </w:r>
+      <w:r>
+        <w:rPr>
+          <w:lang w:val="gu_IN" w:bidi="gu_IN"/>
+        </w:rPr>
+        <w:t>ઈશ્વર</w:t>
+      </w:r>
+      <w:r>
+        <w:rPr>
+          <w:lang w:val="gu_IN" w:bidi="gu_IN"/>
+        </w:rPr>
+        <w:t>)</w:t>
+      </w:r>
+    </w:p>
+    <w:p>
+      <w:pPr>
+        <w:pStyle w:val="Heading3"/>
+      </w:pPr>
+      <w:r>
+        <w:rPr>
+          <w:lang w:val="gu_IN" w:bidi="gu_IN"/>
+        </w:rPr>
+        <w:t>બાઇબલના સંદર્ભો:</w:t>
+      </w:r>
+    </w:p>
+    <w:p>
+      <w:pPr>
+        <w:pStyle w:val="ListBullet"/>
+        <w:spacing w:line="240" w:lineRule="auto"/>
+        <w:ind w:left="720"/>
+      </w:pPr>
+      <w:r>
+        <w:rPr>
+          <w:lang w:val="gu_IN" w:bidi="gu_IN"/>
+        </w:rPr>
+      </w:r>
+      <w:hyperlink r:id="rId34">
+        <w:r>
+          <w:rPr>
+            <w:lang w:val="gu_IN" w:bidi="gu_IN"/>
+          </w:rPr>
+          <w:rPr>
+            <w:color w:val="0000EE"/>
+            <w:u w:val="single"/>
+          </w:rPr>
+          <w:t>2 કોરિંથી 7:15–16</w:t>
+        </w:r>
+      </w:hyperlink>
+    </w:p>
+    <w:p>
+      <w:pPr>
+        <w:pStyle w:val="ListBullet"/>
+        <w:spacing w:line="240" w:lineRule="auto"/>
+        <w:ind w:left="720"/>
+      </w:pPr>
+      <w:r>
+        <w:rPr>
+          <w:lang w:val="gu_IN" w:bidi="gu_IN"/>
+        </w:rPr>
+      </w:r>
+      <w:hyperlink r:id="rId35">
+        <w:r>
+          <w:rPr>
+            <w:lang w:val="gu_IN" w:bidi="gu_IN"/>
+          </w:rPr>
+          <w:rPr>
+            <w:color w:val="0000EE"/>
+            <w:u w:val="single"/>
+          </w:rPr>
+          <w:t>2 શમુએલ 22:44–46</w:t>
+        </w:r>
+      </w:hyperlink>
+    </w:p>
+    <w:p>
+      <w:pPr>
+        <w:pStyle w:val="ListBullet"/>
+        <w:spacing w:line="240" w:lineRule="auto"/>
+        <w:ind w:left="720"/>
+      </w:pPr>
+      <w:r>
+        <w:rPr>
+          <w:lang w:val="gu_IN" w:bidi="gu_IN"/>
+        </w:rPr>
+      </w:r>
+      <w:hyperlink r:id="rId36">
+        <w:r>
+          <w:rPr>
+            <w:lang w:val="gu_IN" w:bidi="gu_IN"/>
+          </w:rPr>
+          <w:rPr>
+            <w:color w:val="0000EE"/>
+            <w:u w:val="single"/>
+          </w:rPr>
+          <w:t>પ્રેરિતોનાં કૃત્યો 16:29–31</w:t>
+        </w:r>
+      </w:hyperlink>
+    </w:p>
+    <w:p>
+      <w:pPr>
+        <w:pStyle w:val="ListBullet"/>
+        <w:spacing w:line="240" w:lineRule="auto"/>
+        <w:ind w:left="720"/>
+      </w:pPr>
+      <w:r>
+        <w:rPr>
+          <w:lang w:val="gu_IN" w:bidi="gu_IN"/>
+        </w:rPr>
+      </w:r>
+      <w:hyperlink r:id="rId37">
+        <w:r>
+          <w:rPr>
+            <w:lang w:val="gu_IN" w:bidi="gu_IN"/>
+          </w:rPr>
+          <w:rPr>
+            <w:color w:val="0000EE"/>
+            <w:u w:val="single"/>
+          </w:rPr>
+          <w:t>યર્મિયાહ 5:20–22</w:t>
+        </w:r>
+      </w:hyperlink>
+    </w:p>
+    <w:p>
+      <w:pPr>
+        <w:pStyle w:val="ListBullet"/>
+        <w:spacing w:line="240" w:lineRule="auto"/>
+        <w:ind w:left="720"/>
+      </w:pPr>
+      <w:r>
+        <w:rPr>
+          <w:lang w:val="gu_IN" w:bidi="gu_IN"/>
+        </w:rPr>
+      </w:r>
+      <w:hyperlink r:id="rId38">
+        <w:r>
+          <w:rPr>
+            <w:lang w:val="gu_IN" w:bidi="gu_IN"/>
+          </w:rPr>
+          <w:rPr>
+            <w:color w:val="0000EE"/>
+            <w:u w:val="single"/>
+          </w:rPr>
+          <w:t>લુક 8:47–48</w:t>
+        </w:r>
+      </w:hyperlink>
+    </w:p>
+    <w:p>
+      <w:pPr>
+        <w:pStyle w:val="Heading3"/>
+      </w:pPr>
+      <w:r>
+        <w:rPr>
+          <w:lang w:val="gu_IN" w:bidi="gu_IN"/>
+        </w:rPr>
+        <w:t>શબ્દ માહિતી:</w:t>
+      </w:r>
+    </w:p>
+    <w:p>
+      <w:pPr>
+        <w:pStyle w:val="ListBullet"/>
+        <w:spacing w:line="240" w:lineRule="auto"/>
+        <w:ind w:left="720"/>
+      </w:pPr>
+      <w:r>
+        <w:rPr>
+          <w:lang w:val="gu_IN" w:bidi="gu_IN"/>
+        </w:rPr>
+      </w:r>
+      <w:r>
+        <w:rPr>
+          <w:lang w:val="gu_IN" w:bidi="gu_IN"/>
+        </w:rPr>
+        <w:t>Strong's: H1674, H2111, H2112, H2151, H2342, H2648, H2729, H2730, H2731, H5128, H5568, H6342, H6426, H6427, H7264, H7268, H7269, H7322, H7460, H7461, H7478, H7481, H7493, H7578, H8078, H8653, G1719, G1790, G5141, G5156, G5425</w:t>
       </w:r>
       <w:r>
         <w:rPr>
